--- a/docs/report.docx
+++ b/docs/report.docx
@@ -1592,7 +1592,7 @@
       <w:r>
         <w:drawing>
           <wp:inline xmlns:a="http://schemas.openxmlformats.org/drawingml/2006/main" xmlns:pic="http://schemas.openxmlformats.org/drawingml/2006/picture">
-            <wp:extent cx="5760000" cy="4000000"/>
+            <wp:extent cx="5760000" cy="3840000"/>
             <wp:docPr id="2" name="Picture 2"/>
             <wp:cNvGraphicFramePr>
               <a:graphicFrameLocks noChangeAspect="1"/>
@@ -1613,7 +1613,7 @@
                   <pic:spPr>
                     <a:xfrm>
                       <a:off x="0" y="0"/>
-                      <a:ext cx="5760000" cy="4000000"/>
+                      <a:ext cx="5760000" cy="3840000"/>
                     </a:xfrm>
                     <a:prstGeom prst="rect"/>
                   </pic:spPr>
@@ -1681,7 +1681,7 @@
       <w:r>
         <w:drawing>
           <wp:inline xmlns:a="http://schemas.openxmlformats.org/drawingml/2006/main" xmlns:pic="http://schemas.openxmlformats.org/drawingml/2006/picture">
-            <wp:extent cx="5760000" cy="4000000"/>
+            <wp:extent cx="5760000" cy="3840000"/>
             <wp:docPr id="3" name="Picture 3"/>
             <wp:cNvGraphicFramePr>
               <a:graphicFrameLocks noChangeAspect="1"/>
@@ -1702,7 +1702,7 @@
                   <pic:spPr>
                     <a:xfrm>
                       <a:off x="0" y="0"/>
-                      <a:ext cx="5760000" cy="4000000"/>
+                      <a:ext cx="5760000" cy="3840000"/>
                     </a:xfrm>
                     <a:prstGeom prst="rect"/>
                   </pic:spPr>
@@ -1918,7 +1918,7 @@
       <w:r>
         <w:drawing>
           <wp:inline xmlns:a="http://schemas.openxmlformats.org/drawingml/2006/main" xmlns:pic="http://schemas.openxmlformats.org/drawingml/2006/picture">
-            <wp:extent cx="5760000" cy="4000000"/>
+            <wp:extent cx="5760000" cy="3840000"/>
             <wp:docPr id="6" name="Picture 6"/>
             <wp:cNvGraphicFramePr>
               <a:graphicFrameLocks noChangeAspect="1"/>
@@ -1939,7 +1939,7 @@
                   <pic:spPr>
                     <a:xfrm>
                       <a:off x="0" y="0"/>
-                      <a:ext cx="5760000" cy="4000000"/>
+                      <a:ext cx="5760000" cy="3840000"/>
                     </a:xfrm>
                     <a:prstGeom prst="rect"/>
                   </pic:spPr>
@@ -2185,7 +2185,7 @@
       <w:r>
         <w:drawing>
           <wp:inline xmlns:a="http://schemas.openxmlformats.org/drawingml/2006/main" xmlns:pic="http://schemas.openxmlformats.org/drawingml/2006/picture">
-            <wp:extent cx="5760000" cy="4000000"/>
+            <wp:extent cx="5760000" cy="3840000"/>
             <wp:docPr id="9" name="Picture 9"/>
             <wp:cNvGraphicFramePr>
               <a:graphicFrameLocks noChangeAspect="1"/>
@@ -2206,7 +2206,7 @@
                   <pic:spPr>
                     <a:xfrm>
                       <a:off x="0" y="0"/>
-                      <a:ext cx="5760000" cy="4000000"/>
+                      <a:ext cx="5760000" cy="3840000"/>
                     </a:xfrm>
                     <a:prstGeom prst="rect"/>
                   </pic:spPr>
@@ -2244,7 +2244,7 @@
       <w:r>
         <w:drawing>
           <wp:inline xmlns:a="http://schemas.openxmlformats.org/drawingml/2006/main" xmlns:pic="http://schemas.openxmlformats.org/drawingml/2006/picture">
-            <wp:extent cx="5760000" cy="4000000"/>
+            <wp:extent cx="5760000" cy="3840000"/>
             <wp:docPr id="10" name="Picture 10"/>
             <wp:cNvGraphicFramePr>
               <a:graphicFrameLocks noChangeAspect="1"/>
@@ -2265,7 +2265,7 @@
                   <pic:spPr>
                     <a:xfrm>
                       <a:off x="0" y="0"/>
-                      <a:ext cx="5760000" cy="4000000"/>
+                      <a:ext cx="5760000" cy="3840000"/>
                     </a:xfrm>
                     <a:prstGeom prst="rect"/>
                   </pic:spPr>
@@ -2318,7 +2318,7 @@
           <w:sz w:val="28"/>
           <w:szCs w:val="28"/>
         </w:rPr>
-        <w:t>В отчёт добавлены изображения выполненных этапов. Страницы GitHub загружены с проверкой TLS; стили CDN недоступны, поэтому снимки отображают страницы без оформления сайта. Иллюстрации команд показывают сохранённые фактические журналы выполнения, приложенные в docs/evidence. Снимок доски Projects отсутствует, так как доска ещё не создана.</w:t>
+        <w:t>В отчёт добавлены изображения выполненных этапов. Страницы GitHub загружены с проверкой TLS; стили CDN недоступны, поэтому снимки отображают страницы без оформления сайта. Иллюстрации команд — снимки тёмного окна терминала Bash с сохранёнными фактическими журналами выполнения, приложенными в docs/evidence. Снимок доски Projects отсутствует, так как доска ещё не создана.</w:t>
       </w:r>
     </w:p>
     <w:p>
